--- a/docs/06_Especificacion_PWA_Prompt.docx
+++ b/docs/06_Especificacion_PWA_Prompt.docx
@@ -4,6 +4,7 @@
   <w:body>
     <w:p>
       <w:pPr>
+        <w:keepNext/>
         <w:spacing w:before="320" w:after="120"/>
       </w:pPr>
       <w:r>
@@ -18,7 +19,8 @@
     </w:p>
     <w:p>
       <w:pPr>
-        <w:spacing w:before="240" w:after="80"/>
+        <w:keepNext/>
+        <w:spacing w:before="280" w:after="80"/>
       </w:pPr>
       <w:r>
         <w:rPr>
@@ -32,7 +34,8 @@
     </w:p>
     <w:p>
       <w:pPr>
-        <w:spacing w:before="160" w:after="40"/>
+        <w:keepNext/>
+        <w:spacing w:before="200" w:after="40"/>
       </w:pPr>
       <w:r>
         <w:rPr>
@@ -46,6 +49,7 @@
     </w:p>
     <w:p>
       <w:pPr>
+        <w:keepNext/>
         <w:spacing w:before="320" w:after="120"/>
       </w:pPr>
       <w:r>
@@ -60,7 +64,8 @@
     </w:p>
     <w:p>
       <w:pPr>
-        <w:spacing w:before="240" w:after="80"/>
+        <w:keepNext/>
+        <w:spacing w:before="280" w:after="80"/>
       </w:pPr>
       <w:r>
         <w:rPr>
@@ -74,7 +79,8 @@
     </w:p>
     <w:p>
       <w:pPr>
-        <w:spacing w:before="240" w:after="80"/>
+        <w:keepNext/>
+        <w:spacing w:before="280" w:after="80"/>
       </w:pPr>
       <w:r>
         <w:rPr>
@@ -88,15 +94,72 @@
     </w:p>
     <w:p>
       <w:pPr>
-        <w:spacing w:after="80"/>
+        <w:spacing w:before="40" w:after="80" w:line="276" w:lineRule="auto"/>
       </w:pPr>
       <w:r>
-        <w:t>El presente documento describe la especificación técnica de la Progressive Web App (PWA) desarrollada para la empresa LeoFit. La arquitectura está concebida bajo principios de modularidad, diseño responsive Mobile-First, gestión reactiva del estado y optimización de rendimiento web (WPO), garantizando una experiencia de usuario fluida tanto en dispositivos móviles inteligentes como en estaciones de escritorio.</w:t>
+        <w:rPr>
+          <w:rFonts w:ascii="Calibri" w:hAnsi="Calibri"/>
+          <w:color w:val="1E293B"/>
+          <w:sz w:val="22"/>
+        </w:rPr>
+        <w:t xml:space="preserve">El presente documento describe la especificación técnica de la </w:t>
+      </w:r>
+      <w:r>
+        <w:rPr>
+          <w:rFonts w:ascii="Calibri" w:hAnsi="Calibri"/>
+          <w:b/>
+          <w:color w:val="1E293B"/>
+          <w:sz w:val="22"/>
+        </w:rPr>
+        <w:t>Progressive Web App (PWA)</w:t>
+      </w:r>
+      <w:r>
+        <w:rPr>
+          <w:rFonts w:ascii="Calibri" w:hAnsi="Calibri"/>
+          <w:color w:val="1E293B"/>
+          <w:sz w:val="22"/>
+        </w:rPr>
+        <w:t xml:space="preserve"> desarrollada para la empresa </w:t>
+      </w:r>
+      <w:r>
+        <w:rPr>
+          <w:rFonts w:ascii="Calibri" w:hAnsi="Calibri"/>
+          <w:b/>
+          <w:color w:val="1E293B"/>
+          <w:sz w:val="22"/>
+        </w:rPr>
+        <w:t>LeoFit</w:t>
+      </w:r>
+      <w:r>
+        <w:rPr>
+          <w:rFonts w:ascii="Calibri" w:hAnsi="Calibri"/>
+          <w:color w:val="1E293B"/>
+          <w:sz w:val="22"/>
+        </w:rPr>
+        <w:t xml:space="preserve">. La arquitectura está concebida bajo principios de modularidad, diseño responsive </w:t>
+      </w:r>
+      <w:r>
+        <w:rPr>
+          <w:rFonts w:ascii="Calibri" w:hAnsi="Calibri"/>
+          <w:i/>
+          <w:color w:val="1E293B"/>
+          <w:sz w:val="22"/>
+        </w:rPr>
+        <w:t>Mobile-First</w:t>
+      </w:r>
+      <w:r>
+        <w:rPr>
+          <w:rFonts w:ascii="Calibri" w:hAnsi="Calibri"/>
+          <w:color w:val="1E293B"/>
+          <w:sz w:val="22"/>
+        </w:rPr>
+        <w:t>, gestión reactiva del estado y optimización de rendimiento web (WPO), garantizando una experiencia de usuario fluida tanto en dispositivos móviles inteligentes como en estaciones de escritorio.</w:t>
       </w:r>
     </w:p>
     <w:p>
       <w:pPr>
-        <w:spacing w:before="240" w:after="80"/>
+        <w:keepNext/>
+        <w:spacing w:before="280" w:after="80"/>
       </w:pPr>
       <w:r>
         <w:rPr>
@@ -110,22 +173,43 @@
     </w:p>
     <w:p>
       <w:pPr>
-        <w:spacing w:after="80"/>
+        <w:spacing w:before="40" w:after="80" w:line="276" w:lineRule="auto"/>
       </w:pPr>
       <w:r>
-        <w:t>El archivo `manifest.json` define los metadatos necesarios para permitir la instalación de la aplicación en la pantalla de inicio del usuario:</w:t>
+        <w:rPr>
+          <w:rFonts w:ascii="Calibri" w:hAnsi="Calibri"/>
+          <w:color w:val="1E293B"/>
+          <w:sz w:val="22"/>
+        </w:rPr>
+        <w:t xml:space="preserve">El archivo </w:t>
+      </w:r>
+      <w:r>
+        <w:rPr>
+          <w:rFonts w:ascii="Consolas" w:hAnsi="Consolas"/>
+          <w:color w:val="C2410C"/>
+          <w:sz w:val="19"/>
+        </w:rPr>
+        <w:t>manifest.json</w:t>
+      </w:r>
+      <w:r>
+        <w:rPr>
+          <w:rFonts w:ascii="Calibri" w:hAnsi="Calibri"/>
+          <w:color w:val="1E293B"/>
+          <w:sz w:val="22"/>
+        </w:rPr>
+        <w:t xml:space="preserve"> define los metadatos necesarios para permitir la instalación de la aplicación en la pantalla de inicio del usuario:</w:t>
       </w:r>
     </w:p>
     <w:p>
       <w:pPr>
-        <w:spacing w:before="80" w:after="120"/>
+        <w:spacing w:before="120" w:after="160" w:line="252" w:lineRule="auto"/>
         <w:shd w:fill="F1F5F9"/>
       </w:pPr>
       <w:r>
         <w:rPr>
           <w:rFonts w:ascii="Consolas" w:hAnsi="Consolas"/>
           <w:color w:val="0F172A"/>
-          <w:sz w:val="19"/>
+          <w:sz w:val="18"/>
         </w:rPr>
         <w:t>{</w:t>
         <w:br/>
@@ -174,7 +258,8 @@
     </w:p>
     <w:p>
       <w:pPr>
-        <w:spacing w:before="240" w:after="80"/>
+        <w:keepNext/>
+        <w:spacing w:before="280" w:after="80"/>
       </w:pPr>
       <w:r>
         <w:rPr>
@@ -188,23 +273,88 @@
     </w:p>
     <w:p>
       <w:pPr>
-        <w:spacing w:after="80"/>
+        <w:pStyle w:val="ListNumber"/>
+        <w:spacing w:before="20" w:after="40" w:line="276" w:lineRule="auto"/>
       </w:pPr>
       <w:r>
-        <w:t>1. Estrategia Cache-First (Recursos Estáticos): Tipografías, hojas de estilo CSS minificadas y componentes gráficos estáticos se sirven directamente desde la memoria caché del Service Worker para garantizar renderizado instantáneo en $&lt; 300$ ms.</w:t>
+        <w:rPr>
+          <w:rFonts w:ascii="Calibri" w:hAnsi="Calibri"/>
+          <w:b/>
+          <w:color w:val="1E293B"/>
+          <w:sz w:val="21"/>
+        </w:rPr>
+        <w:t>Estrategia Cache-First (Recursos Estáticos):</w:t>
+      </w:r>
+      <w:r>
+        <w:rPr>
+          <w:rFonts w:ascii="Calibri" w:hAnsi="Calibri"/>
+          <w:color w:val="1E293B"/>
+          <w:sz w:val="21"/>
+        </w:rPr>
+        <w:t xml:space="preserve"> Tipografías, hojas de estilo CSS minificadas y componentes gráficos estáticos se sirven directamente desde la memoria caché del Service Worker para garantizar renderizado instantáneo en </w:t>
+      </w:r>
+      <w:r>
+        <w:rPr>
+          <w:rFonts w:ascii="Calibri" w:hAnsi="Calibri"/>
+          <w:i/>
+          <w:color w:val="1E293B"/>
+          <w:sz w:val="21"/>
+        </w:rPr>
+        <w:t>&lt; 300</w:t>
+      </w:r>
+      <w:r>
+        <w:rPr>
+          <w:rFonts w:ascii="Calibri" w:hAnsi="Calibri"/>
+          <w:color w:val="1E293B"/>
+          <w:sz w:val="21"/>
+        </w:rPr>
+        <w:t xml:space="preserve"> ms.</w:t>
       </w:r>
     </w:p>
     <w:p>
       <w:pPr>
-        <w:spacing w:after="80"/>
+        <w:pStyle w:val="ListNumber"/>
+        <w:spacing w:before="20" w:after="40" w:line="276" w:lineRule="auto"/>
       </w:pPr>
       <w:r>
-        <w:t>2. Estrategia Network-First con Fallback (Datos Dinámicos): Las transacciones de pedidos e inventario consultan primero la capa de red; en caso de interrupción de conectividad, se utiliza el almacenamiento local inmutable (LocalStorage) para evitar pérdidas de información.</w:t>
+        <w:rPr>
+          <w:rFonts w:ascii="Calibri" w:hAnsi="Calibri"/>
+          <w:b/>
+          <w:color w:val="1E293B"/>
+          <w:sz w:val="21"/>
+        </w:rPr>
+        <w:t>Estrategia Network-First con Fallback (Datos Dinámicos):</w:t>
+      </w:r>
+      <w:r>
+        <w:rPr>
+          <w:rFonts w:ascii="Calibri" w:hAnsi="Calibri"/>
+          <w:color w:val="1E293B"/>
+          <w:sz w:val="21"/>
+        </w:rPr>
+        <w:t xml:space="preserve"> Las transacciones de pedidos e inventario consultan primero la capa de red; en caso de interrupción de conectividad, se utiliza el almacenamiento local inmutable (</w:t>
+      </w:r>
+      <w:r>
+        <w:rPr>
+          <w:rFonts w:ascii="Calibri" w:hAnsi="Calibri"/>
+          <w:i/>
+          <w:color w:val="1E293B"/>
+          <w:sz w:val="21"/>
+        </w:rPr>
+        <w:t>LocalStorage</w:t>
+      </w:r>
+      <w:r>
+        <w:rPr>
+          <w:rFonts w:ascii="Calibri" w:hAnsi="Calibri"/>
+          <w:color w:val="1E293B"/>
+          <w:sz w:val="21"/>
+        </w:rPr>
+        <w:t>) para evitar pérdidas de información.</w:t>
       </w:r>
     </w:p>
     <w:p>
       <w:pPr>
-        <w:spacing w:before="240" w:after="80"/>
+        <w:keepNext/>
+        <w:spacing w:before="280" w:after="80"/>
       </w:pPr>
       <w:r>
         <w:rPr>
@@ -218,7 +368,8 @@
     </w:p>
     <w:p>
       <w:pPr>
-        <w:spacing w:before="160" w:after="40"/>
+        <w:keepNext/>
+        <w:spacing w:before="200" w:after="40"/>
       </w:pPr>
       <w:r>
         <w:rPr>
@@ -233,82 +384,396 @@
     <w:p>
       <w:pPr>
         <w:pStyle w:val="ListBullet"/>
-        <w:spacing w:after="40"/>
+        <w:spacing w:before="20" w:after="40" w:line="276" w:lineRule="auto"/>
       </w:pPr>
       <w:r>
-        <w:t>Color Primario (Acento / Energía): Naranja Fitness `#F97316` (RGB: 249, 115, 22).</w:t>
+        <w:rPr>
+          <w:rFonts w:ascii="Calibri" w:hAnsi="Calibri"/>
+          <w:b/>
+          <w:color w:val="1E293B"/>
+          <w:sz w:val="21"/>
+        </w:rPr>
+        <w:t>Color Primario (Acento / Energía):</w:t>
+      </w:r>
+      <w:r>
+        <w:rPr>
+          <w:rFonts w:ascii="Calibri" w:hAnsi="Calibri"/>
+          <w:color w:val="1E293B"/>
+          <w:sz w:val="21"/>
+        </w:rPr>
+        <w:t xml:space="preserve"> Naranja Fitness </w:t>
+      </w:r>
+      <w:r>
+        <w:rPr>
+          <w:rFonts w:ascii="Consolas" w:hAnsi="Consolas"/>
+          <w:color w:val="C2410C"/>
+          <w:sz w:val="19"/>
+        </w:rPr>
+        <w:t>#F97316</w:t>
+      </w:r>
+      <w:r>
+        <w:rPr>
+          <w:rFonts w:ascii="Calibri" w:hAnsi="Calibri"/>
+          <w:color w:val="1E293B"/>
+          <w:sz w:val="21"/>
+        </w:rPr>
+        <w:t xml:space="preserve"> (RGB: 249, 115, 22).</w:t>
       </w:r>
     </w:p>
     <w:p>
       <w:pPr>
         <w:pStyle w:val="ListBullet"/>
-        <w:spacing w:after="40"/>
+        <w:spacing w:before="20" w:after="40" w:line="276" w:lineRule="auto"/>
       </w:pPr>
       <w:r>
-        <w:t>Color Secundario (Fondo Principal): Slate Oscuro `#0F172A` y Carbon `#090D16`.</w:t>
+        <w:rPr>
+          <w:rFonts w:ascii="Calibri" w:hAnsi="Calibri"/>
+          <w:b/>
+          <w:color w:val="1E293B"/>
+          <w:sz w:val="21"/>
+        </w:rPr>
+        <w:t>Color Secundario (Fondo Principal):</w:t>
+      </w:r>
+      <w:r>
+        <w:rPr>
+          <w:rFonts w:ascii="Calibri" w:hAnsi="Calibri"/>
+          <w:color w:val="1E293B"/>
+          <w:sz w:val="21"/>
+        </w:rPr>
+        <w:t xml:space="preserve"> Slate Oscuro </w:t>
+      </w:r>
+      <w:r>
+        <w:rPr>
+          <w:rFonts w:ascii="Consolas" w:hAnsi="Consolas"/>
+          <w:color w:val="C2410C"/>
+          <w:sz w:val="19"/>
+        </w:rPr>
+        <w:t>#0F172A</w:t>
+      </w:r>
+      <w:r>
+        <w:rPr>
+          <w:rFonts w:ascii="Calibri" w:hAnsi="Calibri"/>
+          <w:color w:val="1E293B"/>
+          <w:sz w:val="21"/>
+        </w:rPr>
+        <w:t xml:space="preserve"> y Carbon </w:t>
+      </w:r>
+      <w:r>
+        <w:rPr>
+          <w:rFonts w:ascii="Consolas" w:hAnsi="Consolas"/>
+          <w:color w:val="C2410C"/>
+          <w:sz w:val="19"/>
+        </w:rPr>
+        <w:t>#090D16</w:t>
+      </w:r>
+      <w:r>
+        <w:rPr>
+          <w:rFonts w:ascii="Calibri" w:hAnsi="Calibri"/>
+          <w:color w:val="1E293B"/>
+          <w:sz w:val="21"/>
+        </w:rPr>
+        <w:t>.</w:t>
       </w:r>
     </w:p>
     <w:p>
       <w:pPr>
         <w:pStyle w:val="ListBullet"/>
-        <w:spacing w:after="40"/>
+        <w:spacing w:before="20" w:after="40" w:line="276" w:lineRule="auto"/>
       </w:pPr>
       <w:r>
-        <w:t>Superficies y Tarjetas: Slate `#1E293B` con bordes sutiles en `#334155`.</w:t>
+        <w:rPr>
+          <w:rFonts w:ascii="Calibri" w:hAnsi="Calibri"/>
+          <w:b/>
+          <w:color w:val="1E293B"/>
+          <w:sz w:val="21"/>
+        </w:rPr>
+        <w:t>Superficies y Tarjetas:</w:t>
+      </w:r>
+      <w:r>
+        <w:rPr>
+          <w:rFonts w:ascii="Calibri" w:hAnsi="Calibri"/>
+          <w:color w:val="1E293B"/>
+          <w:sz w:val="21"/>
+        </w:rPr>
+        <w:t xml:space="preserve"> Slate </w:t>
+      </w:r>
+      <w:r>
+        <w:rPr>
+          <w:rFonts w:ascii="Consolas" w:hAnsi="Consolas"/>
+          <w:color w:val="C2410C"/>
+          <w:sz w:val="19"/>
+        </w:rPr>
+        <w:t>#1E293B</w:t>
+      </w:r>
+      <w:r>
+        <w:rPr>
+          <w:rFonts w:ascii="Calibri" w:hAnsi="Calibri"/>
+          <w:color w:val="1E293B"/>
+          <w:sz w:val="21"/>
+        </w:rPr>
+        <w:t xml:space="preserve"> con bordes sutiles en </w:t>
+      </w:r>
+      <w:r>
+        <w:rPr>
+          <w:rFonts w:ascii="Consolas" w:hAnsi="Consolas"/>
+          <w:color w:val="C2410C"/>
+          <w:sz w:val="19"/>
+        </w:rPr>
+        <w:t>#334155</w:t>
+      </w:r>
+      <w:r>
+        <w:rPr>
+          <w:rFonts w:ascii="Calibri" w:hAnsi="Calibri"/>
+          <w:color w:val="1E293B"/>
+          <w:sz w:val="21"/>
+        </w:rPr>
+        <w:t>.</w:t>
       </w:r>
     </w:p>
     <w:p>
       <w:pPr>
         <w:pStyle w:val="ListBullet"/>
-        <w:spacing w:after="40"/>
+        <w:spacing w:before="20" w:after="40" w:line="276" w:lineRule="auto"/>
       </w:pPr>
       <w:r>
+        <w:rPr>
+          <w:rFonts w:ascii="Calibri" w:hAnsi="Calibri"/>
+          <w:b/>
+          <w:color w:val="1E293B"/>
+          <w:sz w:val="21"/>
+        </w:rPr>
         <w:t>Estados Operativos:</w:t>
       </w:r>
     </w:p>
     <w:p>
       <w:pPr>
-        <w:spacing w:after="80"/>
+        <w:spacing w:before="40" w:after="80" w:line="276" w:lineRule="auto"/>
       </w:pPr>
       <w:r>
-        <w:t>- `Recibido`: Azul Cielo `#0284C7`.</w:t>
+        <w:rPr>
+          <w:rFonts w:ascii="Calibri" w:hAnsi="Calibri"/>
+          <w:color w:val="1E293B"/>
+          <w:sz w:val="22"/>
+        </w:rPr>
+        <w:t xml:space="preserve">- </w:t>
+      </w:r>
+      <w:r>
+        <w:rPr>
+          <w:rFonts w:ascii="Consolas" w:hAnsi="Consolas"/>
+          <w:color w:val="C2410C"/>
+          <w:sz w:val="19"/>
+        </w:rPr>
+        <w:t>Recibido</w:t>
+      </w:r>
+      <w:r>
+        <w:rPr>
+          <w:rFonts w:ascii="Calibri" w:hAnsi="Calibri"/>
+          <w:color w:val="1E293B"/>
+          <w:sz w:val="22"/>
+        </w:rPr>
+        <w:t xml:space="preserve">: Azul Cielo </w:t>
+      </w:r>
+      <w:r>
+        <w:rPr>
+          <w:rFonts w:ascii="Consolas" w:hAnsi="Consolas"/>
+          <w:color w:val="C2410C"/>
+          <w:sz w:val="19"/>
+        </w:rPr>
+        <w:t>#0284C7</w:t>
+      </w:r>
+      <w:r>
+        <w:rPr>
+          <w:rFonts w:ascii="Calibri" w:hAnsi="Calibri"/>
+          <w:color w:val="1E293B"/>
+          <w:sz w:val="22"/>
+        </w:rPr>
+        <w:t>.</w:t>
       </w:r>
     </w:p>
     <w:p>
       <w:pPr>
-        <w:spacing w:after="80"/>
+        <w:spacing w:before="40" w:after="80" w:line="276" w:lineRule="auto"/>
       </w:pPr>
       <w:r>
-        <w:t>- `En Preparación`: Ámbar `#D97706`.</w:t>
+        <w:rPr>
+          <w:rFonts w:ascii="Calibri" w:hAnsi="Calibri"/>
+          <w:color w:val="1E293B"/>
+          <w:sz w:val="22"/>
+        </w:rPr>
+        <w:t xml:space="preserve">- </w:t>
+      </w:r>
+      <w:r>
+        <w:rPr>
+          <w:rFonts w:ascii="Consolas" w:hAnsi="Consolas"/>
+          <w:color w:val="C2410C"/>
+          <w:sz w:val="19"/>
+        </w:rPr>
+        <w:t>En Preparación</w:t>
+      </w:r>
+      <w:r>
+        <w:rPr>
+          <w:rFonts w:ascii="Calibri" w:hAnsi="Calibri"/>
+          <w:color w:val="1E293B"/>
+          <w:sz w:val="22"/>
+        </w:rPr>
+        <w:t xml:space="preserve">: Ámbar </w:t>
+      </w:r>
+      <w:r>
+        <w:rPr>
+          <w:rFonts w:ascii="Consolas" w:hAnsi="Consolas"/>
+          <w:color w:val="C2410C"/>
+          <w:sz w:val="19"/>
+        </w:rPr>
+        <w:t>#D97706</w:t>
+      </w:r>
+      <w:r>
+        <w:rPr>
+          <w:rFonts w:ascii="Calibri" w:hAnsi="Calibri"/>
+          <w:color w:val="1E293B"/>
+          <w:sz w:val="22"/>
+        </w:rPr>
+        <w:t>.</w:t>
       </w:r>
     </w:p>
     <w:p>
       <w:pPr>
-        <w:spacing w:after="80"/>
+        <w:spacing w:before="40" w:after="80" w:line="276" w:lineRule="auto"/>
       </w:pPr>
       <w:r>
-        <w:t>- `En Camino`: Violeta `#7C3AED`.</w:t>
+        <w:rPr>
+          <w:rFonts w:ascii="Calibri" w:hAnsi="Calibri"/>
+          <w:color w:val="1E293B"/>
+          <w:sz w:val="22"/>
+        </w:rPr>
+        <w:t xml:space="preserve">- </w:t>
+      </w:r>
+      <w:r>
+        <w:rPr>
+          <w:rFonts w:ascii="Consolas" w:hAnsi="Consolas"/>
+          <w:color w:val="C2410C"/>
+          <w:sz w:val="19"/>
+        </w:rPr>
+        <w:t>En Camino</w:t>
+      </w:r>
+      <w:r>
+        <w:rPr>
+          <w:rFonts w:ascii="Calibri" w:hAnsi="Calibri"/>
+          <w:color w:val="1E293B"/>
+          <w:sz w:val="22"/>
+        </w:rPr>
+        <w:t xml:space="preserve">: Violeta </w:t>
+      </w:r>
+      <w:r>
+        <w:rPr>
+          <w:rFonts w:ascii="Consolas" w:hAnsi="Consolas"/>
+          <w:color w:val="C2410C"/>
+          <w:sz w:val="19"/>
+        </w:rPr>
+        <w:t>#7C3AED</w:t>
+      </w:r>
+      <w:r>
+        <w:rPr>
+          <w:rFonts w:ascii="Calibri" w:hAnsi="Calibri"/>
+          <w:color w:val="1E293B"/>
+          <w:sz w:val="22"/>
+        </w:rPr>
+        <w:t>.</w:t>
       </w:r>
     </w:p>
     <w:p>
       <w:pPr>
-        <w:spacing w:after="80"/>
+        <w:spacing w:before="40" w:after="80" w:line="276" w:lineRule="auto"/>
       </w:pPr>
       <w:r>
-        <w:t>- `Entregado`: Verde Esmeralda `#059669`.</w:t>
+        <w:rPr>
+          <w:rFonts w:ascii="Calibri" w:hAnsi="Calibri"/>
+          <w:color w:val="1E293B"/>
+          <w:sz w:val="22"/>
+        </w:rPr>
+        <w:t xml:space="preserve">- </w:t>
+      </w:r>
+      <w:r>
+        <w:rPr>
+          <w:rFonts w:ascii="Consolas" w:hAnsi="Consolas"/>
+          <w:color w:val="C2410C"/>
+          <w:sz w:val="19"/>
+        </w:rPr>
+        <w:t>Entregado</w:t>
+      </w:r>
+      <w:r>
+        <w:rPr>
+          <w:rFonts w:ascii="Calibri" w:hAnsi="Calibri"/>
+          <w:color w:val="1E293B"/>
+          <w:sz w:val="22"/>
+        </w:rPr>
+        <w:t xml:space="preserve">: Verde Esmeralda </w:t>
+      </w:r>
+      <w:r>
+        <w:rPr>
+          <w:rFonts w:ascii="Consolas" w:hAnsi="Consolas"/>
+          <w:color w:val="C2410C"/>
+          <w:sz w:val="19"/>
+        </w:rPr>
+        <w:t>#059669</w:t>
+      </w:r>
+      <w:r>
+        <w:rPr>
+          <w:rFonts w:ascii="Calibri" w:hAnsi="Calibri"/>
+          <w:color w:val="1E293B"/>
+          <w:sz w:val="22"/>
+        </w:rPr>
+        <w:t>.</w:t>
       </w:r>
     </w:p>
     <w:p>
       <w:pPr>
-        <w:spacing w:after="80"/>
+        <w:spacing w:before="40" w:after="80" w:line="276" w:lineRule="auto"/>
       </w:pPr>
       <w:r>
-        <w:t>- `Cancelado`: Rojo Carmesí `#DC2626`.</w:t>
+        <w:rPr>
+          <w:rFonts w:ascii="Calibri" w:hAnsi="Calibri"/>
+          <w:color w:val="1E293B"/>
+          <w:sz w:val="22"/>
+        </w:rPr>
+        <w:t xml:space="preserve">- </w:t>
+      </w:r>
+      <w:r>
+        <w:rPr>
+          <w:rFonts w:ascii="Consolas" w:hAnsi="Consolas"/>
+          <w:color w:val="C2410C"/>
+          <w:sz w:val="19"/>
+        </w:rPr>
+        <w:t>Cancelado</w:t>
+      </w:r>
+      <w:r>
+        <w:rPr>
+          <w:rFonts w:ascii="Calibri" w:hAnsi="Calibri"/>
+          <w:color w:val="1E293B"/>
+          <w:sz w:val="22"/>
+        </w:rPr>
+        <w:t xml:space="preserve">: Rojo Carmesí </w:t>
+      </w:r>
+      <w:r>
+        <w:rPr>
+          <w:rFonts w:ascii="Consolas" w:hAnsi="Consolas"/>
+          <w:color w:val="C2410C"/>
+          <w:sz w:val="19"/>
+        </w:rPr>
+        <w:t>#DC2626</w:t>
+      </w:r>
+      <w:r>
+        <w:rPr>
+          <w:rFonts w:ascii="Calibri" w:hAnsi="Calibri"/>
+          <w:color w:val="1E293B"/>
+          <w:sz w:val="22"/>
+        </w:rPr>
+        <w:t>.</w:t>
       </w:r>
     </w:p>
     <w:p>
       <w:pPr>
-        <w:spacing w:before="160" w:after="40"/>
+        <w:keepNext/>
+        <w:spacing w:before="200" w:after="40"/>
       </w:pPr>
       <w:r>
         <w:rPr>
@@ -323,24 +788,86 @@
     <w:p>
       <w:pPr>
         <w:pStyle w:val="ListBullet"/>
-        <w:spacing w:after="40"/>
+        <w:spacing w:before="20" w:after="40" w:line="276" w:lineRule="auto"/>
       </w:pPr>
       <w:r>
-        <w:t>Familia Tipográfica: *Inter / System UI Sans* con carga asíncrona optimizada (`font-display: swap`).</w:t>
+        <w:rPr>
+          <w:rFonts w:ascii="Calibri" w:hAnsi="Calibri"/>
+          <w:b/>
+          <w:color w:val="1E293B"/>
+          <w:sz w:val="21"/>
+        </w:rPr>
+        <w:t>Familia Tipográfica:</w:t>
+      </w:r>
+      <w:r>
+        <w:rPr>
+          <w:rFonts w:ascii="Calibri" w:hAnsi="Calibri"/>
+          <w:color w:val="1E293B"/>
+          <w:sz w:val="21"/>
+        </w:rPr>
+        <w:t xml:space="preserve"> </w:t>
+      </w:r>
+      <w:r>
+        <w:rPr>
+          <w:rFonts w:ascii="Calibri" w:hAnsi="Calibri"/>
+          <w:i/>
+          <w:color w:val="1E293B"/>
+          <w:sz w:val="21"/>
+        </w:rPr>
+        <w:t>Inter / System UI Sans</w:t>
+      </w:r>
+      <w:r>
+        <w:rPr>
+          <w:rFonts w:ascii="Calibri" w:hAnsi="Calibri"/>
+          <w:color w:val="1E293B"/>
+          <w:sz w:val="21"/>
+        </w:rPr>
+        <w:t xml:space="preserve"> con carga asíncrona optimizada (</w:t>
+      </w:r>
+      <w:r>
+        <w:rPr>
+          <w:rFonts w:ascii="Consolas" w:hAnsi="Consolas"/>
+          <w:color w:val="C2410C"/>
+          <w:sz w:val="19"/>
+        </w:rPr>
+        <w:t>font-display: swap</w:t>
+      </w:r>
+      <w:r>
+        <w:rPr>
+          <w:rFonts w:ascii="Calibri" w:hAnsi="Calibri"/>
+          <w:color w:val="1E293B"/>
+          <w:sz w:val="21"/>
+        </w:rPr>
+        <w:t>).</w:t>
       </w:r>
     </w:p>
     <w:p>
       <w:pPr>
         <w:pStyle w:val="ListBullet"/>
-        <w:spacing w:after="40"/>
+        <w:spacing w:before="20" w:after="40" w:line="276" w:lineRule="auto"/>
       </w:pPr>
       <w:r>
-        <w:t>Escala Modular: Titulares h1 (24px bold), subtítulos h2 (18px semi-bold), cuerpo de texto (14px regular), metadatos y badges (12px medium).</w:t>
+        <w:rPr>
+          <w:rFonts w:ascii="Calibri" w:hAnsi="Calibri"/>
+          <w:b/>
+          <w:color w:val="1E293B"/>
+          <w:sz w:val="21"/>
+        </w:rPr>
+        <w:t>Escala Modular:</w:t>
+      </w:r>
+      <w:r>
+        <w:rPr>
+          <w:rFonts w:ascii="Calibri" w:hAnsi="Calibri"/>
+          <w:color w:val="1E293B"/>
+          <w:sz w:val="21"/>
+        </w:rPr>
+        <w:t xml:space="preserve"> Titulares h1 (24px bold), subtítulos h2 (18px semi-bold), cuerpo de texto (14px regular), metadatos y badges (12px medium).</w:t>
       </w:r>
     </w:p>
     <w:p>
       <w:pPr>
-        <w:spacing w:before="240" w:after="80"/>
+        <w:keepNext/>
+        <w:spacing w:before="280" w:after="80"/>
       </w:pPr>
       <w:r>
         <w:rPr>
@@ -354,14 +881,14 @@
     </w:p>
     <w:p>
       <w:pPr>
-        <w:spacing w:before="80" w:after="120"/>
+        <w:spacing w:before="120" w:after="160" w:line="252" w:lineRule="auto"/>
         <w:shd w:fill="F1F5F9"/>
       </w:pPr>
       <w:r>
         <w:rPr>
           <w:rFonts w:ascii="Consolas" w:hAnsi="Consolas"/>
           <w:color w:val="0F172A"/>
-          <w:sz w:val="19"/>
+          <w:sz w:val="18"/>
         </w:rPr>
         <w:t>// frontend/src/data/mockData.ts (Extracto de Interfaces Formales)</w:t>
         <w:br/>
